--- a/assets/downloads-editie-6/editie6_aflevering-01-zes-ordes-van-fasering.docx
+++ b/assets/downloads-editie-6/editie6_aflevering-01-zes-ordes-van-fasering.docx
@@ -50,11 +50,6 @@
         </w:rPr>
         <w:t xml:space="preserve">Tijdlijn 2026 tot 2036</w:t>
       </w:r>
-    </w:p>
-    <w:p>
-      <w:pPr>
-        <w:pStyle w:val="BodyText"/>
-      </w:pPr>
     </w:p>
     <w:p>
       <w:pPr>

--- a/assets/downloads-editie-6/editie6_aflevering-01-zes-ordes-van-fasering.docx
+++ b/assets/downloads-editie-6/editie6_aflevering-01-zes-ordes-van-fasering.docx
@@ -49,6 +49,14 @@
           <w:bCs/>
         </w:rPr>
         <w:t xml:space="preserve">Tijdlijn 2026 tot 2036</w:t>
+      </w:r>
+    </w:p>
+    <w:p>
+      <w:pPr>
+        <w:pStyle w:val="BodyText"/>
+      </w:pPr>
+      <w:r>
+        <w:t xml:space="preserve">De fasering raakt drie bestuurslagen tegelijk — Rijk, provincie, gemeente — elk met een eigen meting en een eigen tempo. De kwaliteitskaart hieronder toont waar elke laag staat op de zes fases, en waar de gaten zitten die in dit draaiboek worden gedicht.</w:t>
       </w:r>
     </w:p>
     <w:p>

--- a/assets/downloads-editie-6/editie6_aflevering-01-zes-ordes-van-fasering.docx
+++ b/assets/downloads-editie-6/editie6_aflevering-01-zes-ordes-van-fasering.docx
@@ -256,7 +256,7 @@
         <w:pStyle w:val="BodyText"/>
       </w:pPr>
       <w:r>
-        <w:t xml:space="preserve">Geen blauwdruk. Geen wet. Geen partijprogramma. Het is een constructieberekening voor de Nederlandse staat — meetbaar, faseerbaar, en herkalibreerbaar. Elke fase ontleent zijn legitimiteit aan de meting van de vorige. Wie de redenering verwerpt, mag dat. Maar zonder volgorde, zonder meting, en zonder ordeclassificatie van bezwaren wordt elke hervorming op enig moment overgenomen door de bestaande blokkademacht. Dat is geen voorspelling, dat is een ingenieursvaststelling op basis van de Pareto‐analyse in de volgende aflevering.</w:t>
+        <w:t xml:space="preserve">Geen blauwdruk. Geen wet. Geen partijprogramma. Het is een constructieberekening voor de Nederlandse staat — meetbaar, faseerbaar, en herkalibreerbaar. Elke fase ontleent zijn legitimiteit aan de meting van de vorige. Wie de redenering verwerpt, mag dat. Maar zonder volgorde, zonder meting, en zonder ordeclassificatie van bezwaren wordt elke hervorming op enig moment overgenomen door de bestaande remwicht. Dat is geen voorspelling, dat is een ingenieursvaststelling op basis van de Pareto‐analyse in de volgende aflevering.</w:t>
       </w:r>
     </w:p>
     <w:p>
